--- a/docs/ClaimClear_AI_Deployment_Guide.docx
+++ b/docs/ClaimClear_AI_Deployment_Guide.docx
@@ -293,11 +293,13 @@
           <w:color w:val="2D2D2D"/>
           <w:sz w:val="18"/>
         </w:rPr>
-        <w:t># 1. Clone the repository</w:t>
+        <w:t># 1. Clone the repository and switch to the correct branch</w:t>
         <w:br/>
         <w:t>git clone https://github.com/annondeveloper/hackathon.git</w:t>
         <w:br/>
         <w:t>cd hackathon</w:t>
+        <w:br/>
+        <w:t>git checkout claude/ai-prototype-challenge-oTxa2</w:t>
         <w:br/>
         <w:br/>
         <w:t># 2. Create and activate a virtual environment</w:t>

--- a/docs/ClaimClear_AI_Deployment_Guide.docx
+++ b/docs/ClaimClear_AI_Deployment_Guide.docx
@@ -299,7 +299,7 @@
         <w:br/>
         <w:t>cd hackathon</w:t>
         <w:br/>
-        <w:t>git checkout claude/ai-prototype-challenge-oTxa2</w:t>
+        <w:t>git checkout claude/python-version-oTxa2</w:t>
         <w:br/>
         <w:br/>
         <w:t># 2. Create and activate a virtual environment</w:t>

--- a/docs/ClaimClear_AI_Deployment_Guide.docx
+++ b/docs/ClaimClear_AI_Deployment_Guide.docx
@@ -318,14 +318,21 @@
         <w:t>pip install -r requirements.txt</w:t>
         <w:br/>
         <w:br/>
-        <w:t># 4. (Optional) Configure API key via environment</w:t>
+        <w:t># 4. Generate the policy PDF (RAG source document)</w:t>
+        <w:br/>
+        <w:t>python create_policy_pdf.py</w:t>
+        <w:br/>
+        <w:t># Creates: docs/SilverShield_Master_Policy.pdf</w:t>
+        <w:br/>
+        <w:br/>
+        <w:t># 5. (Optional) Configure API key via environment</w:t>
         <w:br/>
         <w:t>cp .env.example .env</w:t>
         <w:br/>
         <w:t># Edit .env and set: OPENAI_API_KEY=sk-your-key-here</w:t>
         <w:br/>
         <w:br/>
-        <w:t># 5. Run the application</w:t>
+        <w:t># 6. Run the application</w:t>
         <w:br/>
         <w:t>streamlit run app.py</w:t>
       </w:r>
@@ -368,6 +375,14 @@
         <w:pStyle w:val="ListNumber"/>
       </w:pPr>
       <w:r>
+        <w:t>Sidebar shows "Policy Document" section with PDF download button</w:t>
+      </w:r>
+    </w:p>
+    <w:p>
+      <w:pPr>
+        <w:pStyle w:val="ListNumber"/>
+      </w:pPr>
+      <w:r>
         <w:t>Select a sample claim from the dropdown (e.g., "Denied Health — Out-of-Network")</w:t>
       </w:r>
     </w:p>
@@ -384,7 +399,7 @@
         <w:pStyle w:val="ListNumber"/>
       </w:pPr>
       <w:r>
-        <w:t>In demo mode (no API key): a pre-built explanation appears instantly</w:t>
+        <w:t>In demo mode (no API key): a pre-built explanation appears with RAG citations</w:t>
       </w:r>
     </w:p>
     <w:p>
@@ -392,7 +407,23 @@
         <w:pStyle w:val="ListNumber"/>
       </w:pPr>
       <w:r>
-        <w:t>With an API key: the 4-stage pipeline runs and shows real-time progress</w:t>
+        <w:t>With an API key: the 5-stage pipeline runs with real-time progress</w:t>
+      </w:r>
+    </w:p>
+    <w:p>
+      <w:pPr>
+        <w:pStyle w:val="ListNumber"/>
+      </w:pPr>
+      <w:r>
+        <w:t>Check "Show RAG citations" to see policy PDF page references</w:t>
+      </w:r>
+    </w:p>
+    <w:p>
+      <w:pPr>
+        <w:pStyle w:val="ListNumber"/>
+      </w:pPr>
+      <w:r>
+        <w:t>Check "Show pipeline details" to see each stage's output</w:t>
       </w:r>
     </w:p>
     <w:p>
@@ -468,6 +499,47 @@
               <w:rPr>
                 <w:sz w:val="18"/>
               </w:rPr>
+              <w:t>Model</w:t>
+            </w:r>
+          </w:p>
+        </w:tc>
+        <w:tc>
+          <w:tcPr>
+            <w:tcW w:type="dxa" w:w="2880"/>
+          </w:tcPr>
+          <w:p>
+            <w:r>
+              <w:rPr>
+                <w:sz w:val="18"/>
+              </w:rPr>
+              <w:t>Sidebar dropdown</w:t>
+            </w:r>
+          </w:p>
+        </w:tc>
+        <w:tc>
+          <w:tcPr>
+            <w:tcW w:type="dxa" w:w="2880"/>
+          </w:tcPr>
+          <w:p>
+            <w:r>
+              <w:rPr>
+                <w:sz w:val="18"/>
+              </w:rPr>
+              <w:t>OpenAI GPT-4o-mini (default), GPT-4o, TCS GenAI Lab</w:t>
+            </w:r>
+          </w:p>
+        </w:tc>
+      </w:tr>
+      <w:tr>
+        <w:tc>
+          <w:tcPr>
+            <w:tcW w:type="dxa" w:w="2880"/>
+          </w:tcPr>
+          <w:p>
+            <w:r>
+              <w:rPr>
+                <w:sz w:val="18"/>
+              </w:rPr>
               <w:t>API Key</w:t>
             </w:r>
           </w:p>
@@ -509,7 +581,7 @@
               <w:rPr>
                 <w:sz w:val="18"/>
               </w:rPr>
-              <w:t>API Key</w:t>
+              <w:t>Custom Base URL</w:t>
             </w:r>
           </w:p>
         </w:tc>
@@ -522,7 +594,7 @@
               <w:rPr>
                 <w:sz w:val="18"/>
               </w:rPr>
-              <w:t>`.env` file</w:t>
+              <w:t>Sidebar text input</w:t>
             </w:r>
           </w:p>
         </w:tc>
@@ -535,48 +607,7 @@
               <w:rPr>
                 <w:sz w:val="18"/>
               </w:rPr>
-              <w:t>Loaded on startup via `python-dotenv`</w:t>
-            </w:r>
-          </w:p>
-        </w:tc>
-      </w:tr>
-      <w:tr>
-        <w:tc>
-          <w:tcPr>
-            <w:tcW w:type="dxa" w:w="2880"/>
-          </w:tcPr>
-          <w:p>
-            <w:r>
-              <w:rPr>
-                <w:sz w:val="18"/>
-              </w:rPr>
-              <w:t>Model</w:t>
-            </w:r>
-          </w:p>
-        </w:tc>
-        <w:tc>
-          <w:tcPr>
-            <w:tcW w:type="dxa" w:w="2880"/>
-          </w:tcPr>
-          <w:p>
-            <w:r>
-              <w:rPr>
-                <w:sz w:val="18"/>
-              </w:rPr>
-              <w:t>Sidebar dropdown</w:t>
-            </w:r>
-          </w:p>
-        </w:tc>
-        <w:tc>
-          <w:tcPr>
-            <w:tcW w:type="dxa" w:w="2880"/>
-          </w:tcPr>
-          <w:p>
-            <w:r>
-              <w:rPr>
-                <w:sz w:val="18"/>
-              </w:rPr>
-              <w:t>`gpt-4o-mini` (default) or `gpt-4o`</w:t>
+              <w:t>For custom OpenAI-compatible endpoints</w:t>
             </w:r>
           </w:p>
         </w:tc>
@@ -617,7 +648,7 @@
               <w:rPr>
                 <w:sz w:val="18"/>
               </w:rPr>
-              <w:t>Simple &amp; Friendly, Professional, Technical</w:t>
+              <w:t>Simple and Friendly, Professional, Technical</w:t>
             </w:r>
           </w:p>
         </w:tc>
@@ -673,7 +704,7 @@
               <w:rPr>
                 <w:sz w:val="18"/>
               </w:rPr>
-              <w:t>Pipeline Details</w:t>
+              <w:t>Show Pipeline Details</w:t>
             </w:r>
           </w:p>
         </w:tc>
@@ -700,6 +731,88 @@
                 <w:sz w:val="18"/>
               </w:rPr>
               <w:t>Show/hide per-stage output</w:t>
+            </w:r>
+          </w:p>
+        </w:tc>
+      </w:tr>
+      <w:tr>
+        <w:tc>
+          <w:tcPr>
+            <w:tcW w:type="dxa" w:w="2880"/>
+          </w:tcPr>
+          <w:p>
+            <w:r>
+              <w:rPr>
+                <w:sz w:val="18"/>
+              </w:rPr>
+              <w:t>Show RAG Citations</w:t>
+            </w:r>
+          </w:p>
+        </w:tc>
+        <w:tc>
+          <w:tcPr>
+            <w:tcW w:type="dxa" w:w="2880"/>
+          </w:tcPr>
+          <w:p>
+            <w:r>
+              <w:rPr>
+                <w:sz w:val="18"/>
+              </w:rPr>
+              <w:t>Sidebar checkbox</w:t>
+            </w:r>
+          </w:p>
+        </w:tc>
+        <w:tc>
+          <w:tcPr>
+            <w:tcW w:type="dxa" w:w="2880"/>
+          </w:tcPr>
+          <w:p>
+            <w:r>
+              <w:rPr>
+                <w:sz w:val="18"/>
+              </w:rPr>
+              <w:t>Show/hide source document citations</w:t>
+            </w:r>
+          </w:p>
+        </w:tc>
+      </w:tr>
+      <w:tr>
+        <w:tc>
+          <w:tcPr>
+            <w:tcW w:type="dxa" w:w="2880"/>
+          </w:tcPr>
+          <w:p>
+            <w:r>
+              <w:rPr>
+                <w:sz w:val="18"/>
+              </w:rPr>
+              <w:t>Policy PDF</w:t>
+            </w:r>
+          </w:p>
+        </w:tc>
+        <w:tc>
+          <w:tcPr>
+            <w:tcW w:type="dxa" w:w="2880"/>
+          </w:tcPr>
+          <w:p>
+            <w:r>
+              <w:rPr>
+                <w:sz w:val="18"/>
+              </w:rPr>
+              <w:t>Sidebar download</w:t>
+            </w:r>
+          </w:p>
+        </w:tc>
+        <w:tc>
+          <w:tcPr>
+            <w:tcW w:type="dxa" w:w="2880"/>
+          </w:tcPr>
+          <w:p>
+            <w:r>
+              <w:rPr>
+                <w:sz w:val="18"/>
+              </w:rPr>
+              <w:t>Download the SilverShield Master Policy</w:t>
             </w:r>
           </w:p>
         </w:tc>
@@ -758,9 +871,19 @@
         <w:br/>
         <w:t># Copy application code</w:t>
         <w:br/>
-        <w:t>COPY app.py pipeline.py policy_store.py sample_data.py ./</w:t>
+        <w:t>COPY app.py pipeline.py policy_store.py sample_data.py create_policy_pdf.py ./</w:t>
         <w:br/>
         <w:t>COPY .env.example .env.example</w:t>
+        <w:br/>
+        <w:br/>
+        <w:t># Generate the policy PDF</w:t>
+        <w:br/>
+        <w:t>RUN mkdir -p docs &amp;&amp; python create_policy_pdf.py</w:t>
+        <w:br/>
+        <w:br/>
+        <w:t># Copy docs</w:t>
+        <w:br/>
+        <w:t>COPY docs/ docs/</w:t>
         <w:br/>
         <w:br/>
         <w:t># Expose Streamlit port</w:t>
@@ -812,12 +935,12 @@
         <w:t>docker build -t claimclear-ai .</w:t>
         <w:br/>
         <w:br/>
-        <w:t># Run with API key</w:t>
+        <w:t># Run with API key (full agentic pipeline + vector RAG)</w:t>
         <w:br/>
         <w:t>docker run -p 8501:8501 -e OPENAI_API_KEY=sk-your-key claimclear-ai</w:t>
         <w:br/>
         <w:br/>
-        <w:t># Run in demo mode (no key)</w:t>
+        <w:t># Run in demo mode (no key, keyword RAG fallback)</w:t>
         <w:br/>
         <w:t>docker run -p 8501:8501 claimclear-ai</w:t>
       </w:r>
@@ -1434,6 +1557,60 @@
           </w:p>
         </w:tc>
       </w:tr>
+      <w:tr>
+        <w:tc>
+          <w:tcPr>
+            <w:tcW w:type="dxa" w:w="2160"/>
+          </w:tcPr>
+          <w:p>
+            <w:r>
+              <w:rPr>
+                <w:sz w:val="18"/>
+              </w:rPr>
+              <w:t>`OPENAI_BASE_URL`</w:t>
+            </w:r>
+          </w:p>
+        </w:tc>
+        <w:tc>
+          <w:tcPr>
+            <w:tcW w:type="dxa" w:w="2160"/>
+          </w:tcPr>
+          <w:p>
+            <w:r>
+              <w:rPr>
+                <w:sz w:val="18"/>
+              </w:rPr>
+              <w:t>No</w:t>
+            </w:r>
+          </w:p>
+        </w:tc>
+        <w:tc>
+          <w:tcPr>
+            <w:tcW w:type="dxa" w:w="2160"/>
+          </w:tcPr>
+          <w:p>
+            <w:r>
+              <w:rPr>
+                <w:sz w:val="18"/>
+              </w:rPr>
+              <w:t>—</w:t>
+            </w:r>
+          </w:p>
+        </w:tc>
+        <w:tc>
+          <w:tcPr>
+            <w:tcW w:type="dxa" w:w="2160"/>
+          </w:tcPr>
+          <w:p>
+            <w:r>
+              <w:rPr>
+                <w:sz w:val="18"/>
+              </w:rPr>
+              <w:t>Custom API endpoint for TCS GenAI Lab or other providers.</w:t>
+            </w:r>
+          </w:p>
+        </w:tc>
+      </w:tr>
     </w:tbl>
     <w:p/>
     <w:p>
@@ -1560,7 +1737,23 @@
         <w:pStyle w:val="ListNumber"/>
       </w:pPr>
       <w:r>
+        <w:t>Check "Show RAG citations" to see policy PDF references</w:t>
+      </w:r>
+    </w:p>
+    <w:p>
+      <w:pPr>
+        <w:pStyle w:val="ListNumber"/>
+      </w:pPr>
+      <w:r>
         <w:t>Check "Show pipeline details" to confirm all stages completed</w:t>
+      </w:r>
+    </w:p>
+    <w:p>
+      <w:pPr>
+        <w:pStyle w:val="ListNumber"/>
+      </w:pPr>
+      <w:r>
+        <w:t>Download the policy PDF from the sidebar to verify it's accessible</w:t>
       </w:r>
     </w:p>
     <w:p>
@@ -1655,6 +1848,62 @@
               <w:rPr>
                 <w:sz w:val="18"/>
               </w:rPr>
+              <w:t>`ModuleNotFoundError: langchain`</w:t>
+            </w:r>
+          </w:p>
+        </w:tc>
+        <w:tc>
+          <w:tcPr>
+            <w:tcW w:type="dxa" w:w="4320"/>
+          </w:tcPr>
+          <w:p>
+            <w:r>
+              <w:rPr>
+                <w:sz w:val="18"/>
+              </w:rPr>
+              <w:t>Run `pip install -r requirements.txt` — LangChain and ChromaDB are now required</w:t>
+            </w:r>
+          </w:p>
+        </w:tc>
+      </w:tr>
+      <w:tr>
+        <w:tc>
+          <w:tcPr>
+            <w:tcW w:type="dxa" w:w="4320"/>
+          </w:tcPr>
+          <w:p>
+            <w:r>
+              <w:rPr>
+                <w:sz w:val="18"/>
+              </w:rPr>
+              <w:t>Policy PDF not found warning</w:t>
+            </w:r>
+          </w:p>
+        </w:tc>
+        <w:tc>
+          <w:tcPr>
+            <w:tcW w:type="dxa" w:w="4320"/>
+          </w:tcPr>
+          <w:p>
+            <w:r>
+              <w:rPr>
+                <w:sz w:val="18"/>
+              </w:rPr>
+              <w:t>Run `python create_policy_pdf.py` to generate the PDF</w:t>
+            </w:r>
+          </w:p>
+        </w:tc>
+      </w:tr>
+      <w:tr>
+        <w:tc>
+          <w:tcPr>
+            <w:tcW w:type="dxa" w:w="4320"/>
+          </w:tcPr>
+          <w:p>
+            <w:r>
+              <w:rPr>
+                <w:sz w:val="18"/>
+              </w:rPr>
               <w:t>`openai.AuthenticationError`</w:t>
             </w:r>
           </w:p>
@@ -1697,6 +1946,34 @@
                 <w:sz w:val="18"/>
               </w:rPr>
               <w:t>Wait 60 seconds or upgrade your OpenAI plan</w:t>
+            </w:r>
+          </w:p>
+        </w:tc>
+      </w:tr>
+      <w:tr>
+        <w:tc>
+          <w:tcPr>
+            <w:tcW w:type="dxa" w:w="4320"/>
+          </w:tcPr>
+          <w:p>
+            <w:r>
+              <w:rPr>
+                <w:sz w:val="18"/>
+              </w:rPr>
+              <w:t>RAG shows "keyword" instead of "vector"</w:t>
+            </w:r>
+          </w:p>
+        </w:tc>
+        <w:tc>
+          <w:tcPr>
+            <w:tcW w:type="dxa" w:w="4320"/>
+          </w:tcPr>
+          <w:p>
+            <w:r>
+              <w:rPr>
+                <w:sz w:val="18"/>
+              </w:rPr>
+              <w:t>Add API key to enable OpenAI embeddings for vector search</w:t>
             </w:r>
           </w:p>
         </w:tc>
@@ -1906,7 +2183,7 @@
               <w:rPr>
                 <w:sz w:val="18"/>
               </w:rPr>
-              <w:t>1.41.0</w:t>
+              <w:t>&gt;=1.41.0</w:t>
             </w:r>
           </w:p>
         </w:tc>
@@ -1947,7 +2224,7 @@
               <w:rPr>
                 <w:sz w:val="18"/>
               </w:rPr>
-              <w:t>≥1.50.0</w:t>
+              <w:t>&gt;=1.50.0</w:t>
             </w:r>
           </w:p>
         </w:tc>
@@ -1988,7 +2265,7 @@
               <w:rPr>
                 <w:sz w:val="18"/>
               </w:rPr>
-              <w:t>≥1.0.0</w:t>
+              <w:t>&gt;=1.0.0</w:t>
             </w:r>
           </w:p>
         </w:tc>
@@ -2006,18 +2283,295 @@
           </w:p>
         </w:tc>
       </w:tr>
+      <w:tr>
+        <w:tc>
+          <w:tcPr>
+            <w:tcW w:type="dxa" w:w="2880"/>
+          </w:tcPr>
+          <w:p>
+            <w:r>
+              <w:rPr>
+                <w:sz w:val="18"/>
+              </w:rPr>
+              <w:t>`langchain`</w:t>
+            </w:r>
+          </w:p>
+        </w:tc>
+        <w:tc>
+          <w:tcPr>
+            <w:tcW w:type="dxa" w:w="2880"/>
+          </w:tcPr>
+          <w:p>
+            <w:r>
+              <w:rPr>
+                <w:sz w:val="18"/>
+              </w:rPr>
+              <w:t>&gt;=1.0.0</w:t>
+            </w:r>
+          </w:p>
+        </w:tc>
+        <w:tc>
+          <w:tcPr>
+            <w:tcW w:type="dxa" w:w="2880"/>
+          </w:tcPr>
+          <w:p>
+            <w:r>
+              <w:rPr>
+                <w:sz w:val="18"/>
+              </w:rPr>
+              <w:t>RAG framework — document loading, text splitting</w:t>
+            </w:r>
+          </w:p>
+        </w:tc>
+      </w:tr>
+      <w:tr>
+        <w:tc>
+          <w:tcPr>
+            <w:tcW w:type="dxa" w:w="2880"/>
+          </w:tcPr>
+          <w:p>
+            <w:r>
+              <w:rPr>
+                <w:sz w:val="18"/>
+              </w:rPr>
+              <w:t>`langchain-openai`</w:t>
+            </w:r>
+          </w:p>
+        </w:tc>
+        <w:tc>
+          <w:tcPr>
+            <w:tcW w:type="dxa" w:w="2880"/>
+          </w:tcPr>
+          <w:p>
+            <w:r>
+              <w:rPr>
+                <w:sz w:val="18"/>
+              </w:rPr>
+              <w:t>&gt;=1.0.0</w:t>
+            </w:r>
+          </w:p>
+        </w:tc>
+        <w:tc>
+          <w:tcPr>
+            <w:tcW w:type="dxa" w:w="2880"/>
+          </w:tcPr>
+          <w:p>
+            <w:r>
+              <w:rPr>
+                <w:sz w:val="18"/>
+              </w:rPr>
+              <w:t>OpenAI embeddings integration for ChromaDB</w:t>
+            </w:r>
+          </w:p>
+        </w:tc>
+      </w:tr>
+      <w:tr>
+        <w:tc>
+          <w:tcPr>
+            <w:tcW w:type="dxa" w:w="2880"/>
+          </w:tcPr>
+          <w:p>
+            <w:r>
+              <w:rPr>
+                <w:sz w:val="18"/>
+              </w:rPr>
+              <w:t>`langchain-community`</w:t>
+            </w:r>
+          </w:p>
+        </w:tc>
+        <w:tc>
+          <w:tcPr>
+            <w:tcW w:type="dxa" w:w="2880"/>
+          </w:tcPr>
+          <w:p>
+            <w:r>
+              <w:rPr>
+                <w:sz w:val="18"/>
+              </w:rPr>
+              <w:t>&gt;=0.4.0</w:t>
+            </w:r>
+          </w:p>
+        </w:tc>
+        <w:tc>
+          <w:tcPr>
+            <w:tcW w:type="dxa" w:w="2880"/>
+          </w:tcPr>
+          <w:p>
+            <w:r>
+              <w:rPr>
+                <w:sz w:val="18"/>
+              </w:rPr>
+              <w:t>PyPDFLoader and ChromaDB vector store</w:t>
+            </w:r>
+          </w:p>
+        </w:tc>
+      </w:tr>
+      <w:tr>
+        <w:tc>
+          <w:tcPr>
+            <w:tcW w:type="dxa" w:w="2880"/>
+          </w:tcPr>
+          <w:p>
+            <w:r>
+              <w:rPr>
+                <w:sz w:val="18"/>
+              </w:rPr>
+              <w:t>`langchain-text-splitters`</w:t>
+            </w:r>
+          </w:p>
+        </w:tc>
+        <w:tc>
+          <w:tcPr>
+            <w:tcW w:type="dxa" w:w="2880"/>
+          </w:tcPr>
+          <w:p>
+            <w:r>
+              <w:rPr>
+                <w:sz w:val="18"/>
+              </w:rPr>
+              <w:t>&gt;=1.0.0</w:t>
+            </w:r>
+          </w:p>
+        </w:tc>
+        <w:tc>
+          <w:tcPr>
+            <w:tcW w:type="dxa" w:w="2880"/>
+          </w:tcPr>
+          <w:p>
+            <w:r>
+              <w:rPr>
+                <w:sz w:val="18"/>
+              </w:rPr>
+              <w:t>RecursiveCharacterTextSplitter</w:t>
+            </w:r>
+          </w:p>
+        </w:tc>
+      </w:tr>
+      <w:tr>
+        <w:tc>
+          <w:tcPr>
+            <w:tcW w:type="dxa" w:w="2880"/>
+          </w:tcPr>
+          <w:p>
+            <w:r>
+              <w:rPr>
+                <w:sz w:val="18"/>
+              </w:rPr>
+              <w:t>`chromadb`</w:t>
+            </w:r>
+          </w:p>
+        </w:tc>
+        <w:tc>
+          <w:tcPr>
+            <w:tcW w:type="dxa" w:w="2880"/>
+          </w:tcPr>
+          <w:p>
+            <w:r>
+              <w:rPr>
+                <w:sz w:val="18"/>
+              </w:rPr>
+              <w:t>&gt;=1.0.0</w:t>
+            </w:r>
+          </w:p>
+        </w:tc>
+        <w:tc>
+          <w:tcPr>
+            <w:tcW w:type="dxa" w:w="2880"/>
+          </w:tcPr>
+          <w:p>
+            <w:r>
+              <w:rPr>
+                <w:sz w:val="18"/>
+              </w:rPr>
+              <w:t>In-memory vector database for semantic search</w:t>
+            </w:r>
+          </w:p>
+        </w:tc>
+      </w:tr>
+      <w:tr>
+        <w:tc>
+          <w:tcPr>
+            <w:tcW w:type="dxa" w:w="2880"/>
+          </w:tcPr>
+          <w:p>
+            <w:r>
+              <w:rPr>
+                <w:sz w:val="18"/>
+              </w:rPr>
+              <w:t>`PyPDF2`</w:t>
+            </w:r>
+          </w:p>
+        </w:tc>
+        <w:tc>
+          <w:tcPr>
+            <w:tcW w:type="dxa" w:w="2880"/>
+          </w:tcPr>
+          <w:p>
+            <w:r>
+              <w:rPr>
+                <w:sz w:val="18"/>
+              </w:rPr>
+              <w:t>&gt;=3.0.0</w:t>
+            </w:r>
+          </w:p>
+        </w:tc>
+        <w:tc>
+          <w:tcPr>
+            <w:tcW w:type="dxa" w:w="2880"/>
+          </w:tcPr>
+          <w:p>
+            <w:r>
+              <w:rPr>
+                <w:sz w:val="18"/>
+              </w:rPr>
+              <w:t>PDF text extraction for RAG ingestion</w:t>
+            </w:r>
+          </w:p>
+        </w:tc>
+      </w:tr>
+      <w:tr>
+        <w:tc>
+          <w:tcPr>
+            <w:tcW w:type="dxa" w:w="2880"/>
+          </w:tcPr>
+          <w:p>
+            <w:r>
+              <w:rPr>
+                <w:sz w:val="18"/>
+              </w:rPr>
+              <w:t>`tiktoken`</w:t>
+            </w:r>
+          </w:p>
+        </w:tc>
+        <w:tc>
+          <w:tcPr>
+            <w:tcW w:type="dxa" w:w="2880"/>
+          </w:tcPr>
+          <w:p>
+            <w:r>
+              <w:rPr>
+                <w:sz w:val="18"/>
+              </w:rPr>
+              <w:t>&gt;=0.7.0</w:t>
+            </w:r>
+          </w:p>
+        </w:tc>
+        <w:tc>
+          <w:tcPr>
+            <w:tcW w:type="dxa" w:w="2880"/>
+          </w:tcPr>
+          <w:p>
+            <w:r>
+              <w:rPr>
+                <w:sz w:val="18"/>
+              </w:rPr>
+              <w:t>Token counting for OpenAI models</w:t>
+            </w:r>
+          </w:p>
+        </w:tc>
+      </w:tr>
     </w:tbl>
     <w:p/>
-    <w:p>
-      <w:r>
-        <w:t>All dependencies are pure Python — no system-level packages or compilers</w:t>
-      </w:r>
-    </w:p>
-    <w:p>
-      <w:r>
-        <w:t>needed.</w:t>
-      </w:r>
-    </w:p>
     <w:sectPr>
       <w:pgSz w:w="12240" w:h="15840"/>
       <w:pgMar w:top="1440" w:right="1800" w:bottom="1440" w:left="1800" w:header="720" w:footer="720" w:gutter="0"/>
